--- a/tests/fixtures/synthetic/files/grant_application__human.docx
+++ b/tests/fixtures/synthetic/files/grant_application__human.docx
@@ -7,7 +7,7 @@
         <w:pStyle w:val="Title"/>
       </w:pPr>
       <w:r>
-        <w:t>Advancing measuring the labor-market effects of remote work policy</w:t>
+        <w:t>Toward resilience of coastal wetlands under accelerating climate change</w:t>
       </w:r>
     </w:p>
     <w:p>
@@ -20,17 +20,12 @@
     </w:p>
     <w:p>
       <w:r>
-        <w:t>Aim 1: Advance measuring the labor-market effects of remote work policy via a survey instrument-focused strategy.</w:t>
+        <w:t>Aim 1: Advance resilience of coastal wetlands under accelerating climate change via a spectroscopy-focused strategy.</w:t>
       </w:r>
     </w:p>
     <w:p>
       <w:r>
-        <w:t>Aim 2: Advance measuring the labor-market effects of remote work policy via a survey instrument-focused strategy.</w:t>
-      </w:r>
-    </w:p>
-    <w:p>
-      <w:r>
-        <w:t>Aim 3: Advance measuring the labor-market effects of remote work policy via a survey instrument-focused strategy.</w:t>
+        <w:t>Aim 2: Advance resilience of coastal wetlands under accelerating climate change via a spectroscopy-focused strategy.</w:t>
       </w:r>
     </w:p>
     <w:p>
@@ -43,7 +38,7 @@
     </w:p>
     <w:p>
       <w:r>
-        <w:t>This proposal addresses measuring the labor-market effects of remote work policy, a problem with substantial significance. Our preliminary data suggest a tractable path toward measurable improvement. The approach integrates established survey instrument methods with a novel analytical pipeline. Findings will be disseminated through peer-reviewed publication and open data release.</w:t>
+        <w:t>Findings will be disseminated through peer-reviewed publication and open data release. This proposal addresses resilience of coastal wetlands under accelerating climate change, a problem with substantial significance. Rigorous, pre-registered analyses will guard against bias and support reproducibility. We will assemble a multidisciplinary team with complementary expertise.</w:t>
       </w:r>
     </w:p>
     <w:p>
@@ -56,7 +51,7 @@
     </w:p>
     <w:p>
       <w:r>
-        <w:t>We will assemble a multidisciplinary team with complementary expertise. Our preliminary data suggest a tractable path toward measurable improvement. Rigorous, pre-registered analyses will guard against bias and support reproducibility. Findings will be disseminated through peer-reviewed publication and open data release.</w:t>
+        <w:t>This proposal addresses resilience of coastal wetlands under accelerating climate change, a problem with substantial significance. Rigorous, pre-registered analyses will guard against bias and support reproducibility. Our preliminary data suggest a tractable path toward measurable improvement. Prior work has established a partial understanding, yet key gaps remain.</w:t>
       </w:r>
     </w:p>
     <w:p>
@@ -69,7 +64,7 @@
     </w:p>
     <w:p>
       <w:r>
-        <w:t>Findings will be disseminated through peer-reviewed publication and open data release.</w:t>
+        <w:t>The approach integrates established spectroscopy methods with a novel analytical pipeline.</w:t>
       </w:r>
     </w:p>
     <w:p>
@@ -82,7 +77,7 @@
     </w:p>
     <w:p>
       <w:r>
-        <w:t>The PI's first independent award; strong mentorship is in place. The R1 host institution offers extensive core facilities and shared instrumentation, backed by a deep institutional record of federally funded work.</w:t>
+        <w:t>The applicant is a community nonprofit partnering with an academic core. The R2 host institution offers focused departmental resources and regional research partnerships, backed by a growing institutional research base.</w:t>
       </w:r>
     </w:p>
     <w:p>
@@ -95,7 +90,7 @@
     </w:p>
     <w:p>
       <w:r>
-        <w:t>Total requested support is $1,669,564 over 4 years at a R1 institution, covering personnel, materials, and dissemination.</w:t>
+        <w:t>Total requested support is $662,892 over 4 years at a R2 institution, covering personnel, materials, and dissemination.</w:t>
       </w:r>
     </w:p>
     <w:p>
@@ -119,7 +114,7 @@
         <w:pStyle w:val="ListNumber"/>
       </w:pPr>
       <w:r>
-        <w:t>[2] https://doi.org/10.1371/journal.pone.0173664</w:t>
+        <w:t>[2] https://doi.org/10.1021/jacs.9b02765</w:t>
       </w:r>
     </w:p>
     <w:p>
@@ -127,7 +122,39 @@
         <w:pStyle w:val="ListNumber"/>
       </w:pPr>
       <w:r>
-        <w:t>[3] https://doi.org/10.1038/nature14539</w:t>
+        <w:t>[3] https://doi.org/10.1056/NEJMoa2034577</w:t>
+      </w:r>
+    </w:p>
+    <w:p>
+      <w:pPr>
+        <w:pStyle w:val="ListNumber"/>
+      </w:pPr>
+      <w:r>
+        <w:t>[4] https://doi.org/10.1038/s41586-020-2649-2</w:t>
+      </w:r>
+    </w:p>
+    <w:p>
+      <w:pPr>
+        <w:pStyle w:val="ListNumber"/>
+      </w:pPr>
+      <w:r>
+        <w:t>[5] https://doi.org/10.1001/jama.2016.9797</w:t>
+      </w:r>
+    </w:p>
+    <w:p>
+      <w:pPr>
+        <w:pStyle w:val="ListNumber"/>
+      </w:pPr>
+      <w:r>
+        <w:t>[6] https://doi.org/10.1073/pnas.1517384113</w:t>
+      </w:r>
+    </w:p>
+    <w:p>
+      <w:pPr>
+        <w:pStyle w:val="ListNumber"/>
+      </w:pPr>
+      <w:r>
+        <w:t>[7] https://doi.org/10.1073/pnas.1517384113</w:t>
       </w:r>
     </w:p>
     <w:sectPr>

--- a/tests/fixtures/synthetic/files/grant_application__human.docx
+++ b/tests/fixtures/synthetic/files/grant_application__human.docx
@@ -7,7 +7,7 @@
         <w:pStyle w:val="Title"/>
       </w:pPr>
       <w:r>
-        <w:t>Toward resilience of coastal wetlands under accelerating climate change</w:t>
+        <w:t>Toward behavioral economics of retirement savings among gig workers</w:t>
       </w:r>
     </w:p>
     <w:p>
@@ -20,12 +20,12 @@
     </w:p>
     <w:p>
       <w:r>
-        <w:t>Aim 1: Advance resilience of coastal wetlands under accelerating climate change via a spectroscopy-focused strategy.</w:t>
+        <w:t>Aim 1: Advance behavioral economics of retirement savings among gig workers via a policy-focused strategy.</w:t>
       </w:r>
     </w:p>
     <w:p>
       <w:r>
-        <w:t>Aim 2: Advance resilience of coastal wetlands under accelerating climate change via a spectroscopy-focused strategy.</w:t>
+        <w:t>Aim 2: Advance behavioral economics of retirement savings among gig workers via a policy-focused strategy.</w:t>
       </w:r>
     </w:p>
     <w:p>
@@ -38,7 +38,7 @@
     </w:p>
     <w:p>
       <w:r>
-        <w:t>Findings will be disseminated through peer-reviewed publication and open data release. This proposal addresses resilience of coastal wetlands under accelerating climate change, a problem with substantial significance. Rigorous, pre-registered analyses will guard against bias and support reproducibility. We will assemble a multidisciplinary team with complementary expertise.</w:t>
+        <w:t>Findings will be disseminated through peer-reviewed publication and open data release. This proposal addresses behavioral economics of retirement savings among gig workers, a problem with substantial significance. The approach integrates established policy methods with a novel analytical pipeline. Prior work has established a partial understanding, yet key gaps remain.</w:t>
       </w:r>
     </w:p>
     <w:p>
@@ -51,7 +51,7 @@
     </w:p>
     <w:p>
       <w:r>
-        <w:t>This proposal addresses resilience of coastal wetlands under accelerating climate change, a problem with substantial significance. Rigorous, pre-registered analyses will guard against bias and support reproducibility. Our preliminary data suggest a tractable path toward measurable improvement. Prior work has established a partial understanding, yet key gaps remain.</w:t>
+        <w:t>Our preliminary data suggest a tractable path toward measurable improvement. Prior work has established a partial understanding, yet key gaps remain. Rigorous, pre-registered analyses will guard against bias and support reproducibility. Findings will be disseminated through peer-reviewed publication and open data release.</w:t>
       </w:r>
     </w:p>
     <w:p>
@@ -64,7 +64,7 @@
     </w:p>
     <w:p>
       <w:r>
-        <w:t>The approach integrates established spectroscopy methods with a novel analytical pipeline.</w:t>
+        <w:t>Rigorous, pre-registered analyses will guard against bias and support reproducibility.</w:t>
       </w:r>
     </w:p>
     <w:p>
@@ -77,7 +77,7 @@
     </w:p>
     <w:p>
       <w:r>
-        <w:t>The applicant is a community nonprofit partnering with an academic core. The R2 host institution offers focused departmental resources and regional research partnerships, backed by a growing institutional research base.</w:t>
+        <w:t>The PI's first independent award; strong mentorship is in place. The R2 host institution offers focused departmental resources and regional research partnerships, backed by a growing institutional research base.</w:t>
       </w:r>
     </w:p>
     <w:p>
@@ -90,7 +90,7 @@
     </w:p>
     <w:p>
       <w:r>
-        <w:t>Total requested support is $662,892 over 4 years at a R2 institution, covering personnel, materials, and dissemination.</w:t>
+        <w:t>Budget: personnel $240,707; equipment $88,012; travel $14,307; indirect costs $140,878. Total requested support is $483,904 over 2 years at a R2 institution.</w:t>
       </w:r>
     </w:p>
     <w:p>
@@ -114,7 +114,7 @@
         <w:pStyle w:val="ListNumber"/>
       </w:pPr>
       <w:r>
-        <w:t>[2] https://doi.org/10.1021/jacs.9b02765</w:t>
+        <w:t>[2] https://doi.org/10.1145/3292500.3330701</w:t>
       </w:r>
     </w:p>
     <w:p>
@@ -122,39 +122,7 @@
         <w:pStyle w:val="ListNumber"/>
       </w:pPr>
       <w:r>
-        <w:t>[3] https://doi.org/10.1056/NEJMoa2034577</w:t>
-      </w:r>
-    </w:p>
-    <w:p>
-      <w:pPr>
-        <w:pStyle w:val="ListNumber"/>
-      </w:pPr>
-      <w:r>
-        <w:t>[4] https://doi.org/10.1038/s41586-020-2649-2</w:t>
-      </w:r>
-    </w:p>
-    <w:p>
-      <w:pPr>
-        <w:pStyle w:val="ListNumber"/>
-      </w:pPr>
-      <w:r>
-        <w:t>[5] https://doi.org/10.1001/jama.2016.9797</w:t>
-      </w:r>
-    </w:p>
-    <w:p>
-      <w:pPr>
-        <w:pStyle w:val="ListNumber"/>
-      </w:pPr>
-      <w:r>
-        <w:t>[6] https://doi.org/10.1073/pnas.1517384113</w:t>
-      </w:r>
-    </w:p>
-    <w:p>
-      <w:pPr>
-        <w:pStyle w:val="ListNumber"/>
-      </w:pPr>
-      <w:r>
-        <w:t>[7] https://doi.org/10.1073/pnas.1517384113</w:t>
+        <w:t>[3] https://doi.org/10.1126/science.1259855</w:t>
       </w:r>
     </w:p>
     <w:sectPr>

--- a/tests/fixtures/synthetic/files/grant_application__human.docx
+++ b/tests/fixtures/synthetic/files/grant_application__human.docx
@@ -20,12 +20,12 @@
     </w:p>
     <w:p>
       <w:r>
-        <w:t>Aim 1: Advance behavioral economics of retirement savings among gig workers via a policy-focused strategy.</w:t>
+        <w:t>Aim 1: Advance behavioral economics of retirement savings among gig workers via a policy-focused strategy [1].</w:t>
       </w:r>
     </w:p>
     <w:p>
       <w:r>
-        <w:t>Aim 2: Advance behavioral economics of retirement savings among gig workers via a policy-focused strategy.</w:t>
+        <w:t>Aim 2: Advance behavioral economics of retirement savings among gig workers via a policy-focused strategy [2].</w:t>
       </w:r>
     </w:p>
     <w:p>
@@ -38,7 +38,7 @@
     </w:p>
     <w:p>
       <w:r>
-        <w:t>Findings will be disseminated through peer-reviewed publication and open data release. This proposal addresses behavioral economics of retirement savings among gig workers, a problem with substantial significance. The approach integrates established policy methods with a novel analytical pipeline. Prior work has established a partial understanding, yet key gaps remain.</w:t>
+        <w:t>Findings will be disseminated through peer-reviewed publication and open data release [3]. This proposal addresses behavioral economics of retirement savings among gig workers, a problem with substantial significance. The approach integrates established policy methods with a novel analytical pipeline. Prior work has established a partial understanding, yet key gaps remain.</w:t>
       </w:r>
     </w:p>
     <w:p>
@@ -91,6 +91,11 @@
     <w:p>
       <w:r>
         <w:t>Budget: personnel $240,707; equipment $88,012; travel $14,307; indirect costs $140,878. Total requested support is $483,904 over 2 years at a R2 institution.</w:t>
+      </w:r>
+    </w:p>
+    <w:p>
+      <w:r>
+        <w:t>As one source notes, “The approach integrates established core methods with a novel analytical pipeline.” [1]</w:t>
       </w:r>
     </w:p>
     <w:p>
